--- a/13.5 Assignment_1325.docx
+++ b/13.5 Assignment_1325.docx
@@ -224,6 +224,9 @@
     </w:p>
     <w:p>
       <w:r>
+        <w:rPr>
+          <w:noProof/>
+        </w:rPr>
         <w:lastRenderedPageBreak/>
         <w:drawing>
           <wp:inline distT="0" distB="0" distL="0" distR="0" wp14:anchorId="0B56C891" wp14:editId="2E7351DE">
@@ -410,6 +413,9 @@
     </w:p>
     <w:p>
       <w:r>
+        <w:rPr>
+          <w:noProof/>
+        </w:rPr>
         <w:lastRenderedPageBreak/>
         <w:drawing>
           <wp:inline distT="0" distB="0" distL="0" distR="0" wp14:anchorId="1B3FCA12" wp14:editId="68733273">
@@ -597,6 +603,9 @@
     </w:p>
     <w:p>
       <w:r>
+        <w:rPr>
+          <w:noProof/>
+        </w:rPr>
         <w:lastRenderedPageBreak/>
         <w:drawing>
           <wp:inline distT="0" distB="0" distL="0" distR="0" wp14:anchorId="1FCB10DE" wp14:editId="292E410B">
@@ -744,6 +753,9 @@
     </w:p>
     <w:p>
       <w:r>
+        <w:rPr>
+          <w:noProof/>
+        </w:rPr>
         <w:lastRenderedPageBreak/>
         <w:drawing>
           <wp:inline distT="0" distB="0" distL="0" distR="0" wp14:anchorId="6D1A7D3F" wp14:editId="5AEB5151">
@@ -929,6 +941,9 @@
     </w:p>
     <w:p>
       <w:r>
+        <w:rPr>
+          <w:noProof/>
+        </w:rPr>
         <w:lastRenderedPageBreak/>
         <w:drawing>
           <wp:inline distT="0" distB="0" distL="0" distR="0" wp14:anchorId="63BC2758" wp14:editId="18BD245A">
@@ -1109,6 +1124,9 @@
     </w:p>
     <w:p>
       <w:r>
+        <w:rPr>
+          <w:noProof/>
+        </w:rPr>
         <w:lastRenderedPageBreak/>
         <w:drawing>
           <wp:inline distT="0" distB="0" distL="0" distR="0" wp14:anchorId="47477F1F" wp14:editId="0C06DE9C">
@@ -1302,6 +1320,9 @@
     </w:p>
     <w:p>
       <w:r>
+        <w:rPr>
+          <w:noProof/>
+        </w:rPr>
         <w:lastRenderedPageBreak/>
         <w:drawing>
           <wp:inline distT="0" distB="0" distL="0" distR="0" wp14:anchorId="0081C9D8" wp14:editId="371A40DE">
@@ -1487,6 +1508,9 @@
     </w:p>
     <w:p>
       <w:r>
+        <w:rPr>
+          <w:noProof/>
+        </w:rPr>
         <w:lastRenderedPageBreak/>
         <w:drawing>
           <wp:inline distT="0" distB="0" distL="0" distR="0" wp14:anchorId="0A8980C8" wp14:editId="264DE40D">
